--- a/submission/deliverables/ML-BOM - Northstar Assist.docx
+++ b/submission/deliverables/ML-BOM - Northstar Assist.docx
@@ -5948,7 +5948,7 @@
               <w:rPr>
                 <w:rStyle w:val="VerbatimChar"/>
               </w:rPr>
-              <w:t xml:space="preserve">AmazonBedrockExecutionRoleForKnowledgeBase_pcpa3</w:t>
+              <w:t xml:space="preserve">AmazonBedrockExecutionRoleForKnowledgeBase_*</w:t>
             </w:r>
           </w:p>
         </w:tc>
@@ -5970,9 +5970,23 @@
               <w:pStyle w:val="Compact"/>
             </w:pPr>
             <w:r>
-              <w:t xml:space="preserve">Already tightly scoped to the bucket and the Titan ARN;</w:t>
-            </w:r>
-            <w:r>
+              <w:t xml:space="preserve">Already tightly scoped to the bucket and the Titan ARN. The</w:t>
+            </w:r>
+            <w:r>
+              <w:t xml:space="preserve"> </w:t>
+            </w:r>
+            <w:r>
+              <w:rPr>
+                <w:b/>
+                <w:bCs/>
+              </w:rPr>
+              <w:t xml:space="preserve">entire</w:t>
+            </w:r>
+            <w:r>
+              <w:rPr>
+                <w:b/>
+                <w:bCs/>
+              </w:rPr>
               <w:t xml:space="preserve"> </w:t>
             </w:r>
             <w:r>
@@ -5981,7 +5995,7 @@
                 <w:b/>
                 <w:bCs/>
               </w:rPr>
-              <w:t xml:space="preserve">aws-marketplace:Unsubscribe</w:t>
+              <w:t xml:space="preserve">aws-marketplace</w:t>
             </w:r>
             <w:r>
               <w:rPr>
@@ -5995,42 +6009,67 @@
                 <w:b/>
                 <w:bCs/>
               </w:rPr>
+              <w:t xml:space="preserve">statement is removed</w:t>
+            </w:r>
+            <w:r>
+              <w:t xml:space="preserve"> </w:t>
+            </w:r>
+            <w:r>
+              <w:t xml:space="preserve">—</w:t>
+            </w:r>
+            <w:r>
+              <w:t xml:space="preserve"> </w:t>
+            </w:r>
+            <w:r>
+              <w:rPr>
+                <w:rStyle w:val="VerbatimChar"/>
+              </w:rPr>
+              <w:t xml:space="preserve">Unsubscribe</w:t>
+            </w:r>
+            <w:r>
+              <w:t xml:space="preserve"> </w:t>
+            </w:r>
+            <w:r>
               <w:t xml:space="preserve">on</w:t>
             </w:r>
             <w:r>
-              <w:rPr>
-                <w:b/>
-                <w:bCs/>
-              </w:rPr>
               <w:t xml:space="preserve"> </w:t>
             </w:r>
             <w:r>
               <w:rPr>
                 <w:rStyle w:val="VerbatimChar"/>
-                <w:b/>
-                <w:bCs/>
               </w:rPr>
               <w:t xml:space="preserve">*</w:t>
             </w:r>
             <w:r>
-              <w:rPr>
-                <w:b/>
-                <w:bCs/>
-              </w:rPr>
-              <w:t xml:space="preserve"> </w:t>
-            </w:r>
-            <w:r>
-              <w:rPr>
-                <w:b/>
-                <w:bCs/>
-              </w:rPr>
-              <w:t xml:space="preserve">removed</w:t>
-            </w:r>
-            <w:r>
-              <w:t xml:space="preserve"> </w:t>
-            </w:r>
-            <w:r>
-              <w:t xml:space="preserve">— it could cancel foundation-model subscriptions account-wide</w:t>
+              <w:t xml:space="preserve"> </w:t>
+            </w:r>
+            <w:r>
+              <w:t xml:space="preserve">could cancel foundation-model subscriptions account-wide, and</w:t>
+            </w:r>
+            <w:r>
+              <w:t xml:space="preserve"> </w:t>
+            </w:r>
+            <w:r>
+              <w:rPr>
+                <w:rStyle w:val="VerbatimChar"/>
+              </w:rPr>
+              <w:t xml:space="preserve">Subscribe</w:t>
+            </w:r>
+            <w:r>
+              <w:t xml:space="preserve">/</w:t>
+            </w:r>
+            <w:r>
+              <w:rPr>
+                <w:rStyle w:val="VerbatimChar"/>
+              </w:rPr>
+              <w:t xml:space="preserve">ViewSubscriptions</w:t>
+            </w:r>
+            <w:r>
+              <w:t xml:space="preserve"> </w:t>
+            </w:r>
+            <w:r>
+              <w:t xml:space="preserve">proved unnecessary: Titan v2 is first-party and a test ingestion indexed cleanly without them</w:t>
             </w:r>
           </w:p>
         </w:tc>
